--- a/c12/lab 2 Resource quota admission controller.docx
+++ b/c12/lab 2 Resource quota admission controller.docx
@@ -58,71 +58,9 @@
         <w:t xml:space="preserve"> create ns quota-demo</w:t>
       </w:r>
     </w:p>
-    <w:p/>
-    <w:p>
-      <w:r>
-        <w:t>Create resource quota:</w:t>
-      </w:r>
-    </w:p>
-    <w:p>
-      <w:proofErr w:type="spellStart"/>
-      <w:r>
-        <w:t>apiVersion</w:t>
-      </w:r>
-      <w:proofErr w:type="spellEnd"/>
-      <w:r>
-        <w:t>: v1</w:t>
-      </w:r>
-    </w:p>
-    <w:p>
-      <w:r>
-        <w:t xml:space="preserve">kind: </w:t>
-      </w:r>
-      <w:proofErr w:type="spellStart"/>
-      <w:r>
-        <w:t>ResourceQuota</w:t>
-      </w:r>
-      <w:proofErr w:type="spellEnd"/>
-    </w:p>
-    <w:p>
-      <w:r>
-        <w:t>metadata:</w:t>
-      </w:r>
-    </w:p>
-    <w:p>
-      <w:r>
-        <w:t xml:space="preserve">  name: pod-quota</w:t>
-      </w:r>
-    </w:p>
-    <w:p>
-      <w:r>
-        <w:t xml:space="preserve">  namespace: quota-demo</w:t>
-      </w:r>
-    </w:p>
-    <w:p>
-      <w:r>
-        <w:t>spec:</w:t>
-      </w:r>
-    </w:p>
-    <w:p>
-      <w:r>
-        <w:t xml:space="preserve">  hard:</w:t>
-      </w:r>
-    </w:p>
-    <w:p>
-      <w:r>
-        <w:t xml:space="preserve">    pods: "2"</w:t>
-      </w:r>
-    </w:p>
-    <w:p/>
-    <w:p>
-      <w:proofErr w:type="spellStart"/>
-      <w:r>
-        <w:t>kubectl</w:t>
-      </w:r>
-      <w:proofErr w:type="spellEnd"/>
-      <w:r>
-        <w:t xml:space="preserve"> apply -f </w:t>
+    <w:p>
+      <w:r>
+        <w:t xml:space="preserve">nano </w:t>
       </w:r>
       <w:proofErr w:type="spellStart"/>
       <w:proofErr w:type="gramStart"/>
@@ -131,6 +69,85 @@
       </w:r>
       <w:proofErr w:type="spellEnd"/>
       <w:proofErr w:type="gramEnd"/>
+    </w:p>
+    <w:p>
+      <w:r>
+        <w:t>Create resource quota:</w:t>
+      </w:r>
+    </w:p>
+    <w:p>
+      <w:proofErr w:type="spellStart"/>
+      <w:r>
+        <w:t>apiVersion</w:t>
+      </w:r>
+      <w:proofErr w:type="spellEnd"/>
+      <w:r>
+        <w:t>: v1</w:t>
+      </w:r>
+    </w:p>
+    <w:p>
+      <w:r>
+        <w:t xml:space="preserve">kind: </w:t>
+      </w:r>
+      <w:proofErr w:type="spellStart"/>
+      <w:r>
+        <w:t>ResourceQuota</w:t>
+      </w:r>
+      <w:proofErr w:type="spellEnd"/>
+    </w:p>
+    <w:p>
+      <w:r>
+        <w:t>metadata:</w:t>
+      </w:r>
+    </w:p>
+    <w:p>
+      <w:r>
+        <w:t xml:space="preserve">  name: pod-quota</w:t>
+      </w:r>
+    </w:p>
+    <w:p>
+      <w:r>
+        <w:t xml:space="preserve">  namespace: quota-demo</w:t>
+      </w:r>
+    </w:p>
+    <w:p>
+      <w:r>
+        <w:t>spec:</w:t>
+      </w:r>
+    </w:p>
+    <w:p>
+      <w:r>
+        <w:t xml:space="preserve">  hard:</w:t>
+      </w:r>
+    </w:p>
+    <w:p>
+      <w:r>
+        <w:t xml:space="preserve">    pods: "2"</w:t>
+      </w:r>
+    </w:p>
+    <w:p/>
+    <w:p>
+      <w:proofErr w:type="spellStart"/>
+      <w:r>
+        <w:t>kubectl</w:t>
+      </w:r>
+      <w:proofErr w:type="spellEnd"/>
+      <w:r>
+        <w:t xml:space="preserve"> apply -f </w:t>
+      </w:r>
+      <w:proofErr w:type="spellStart"/>
+      <w:proofErr w:type="gramStart"/>
+      <w:r>
+        <w:t>quota.yaml</w:t>
+      </w:r>
+      <w:proofErr w:type="spellEnd"/>
+      <w:proofErr w:type="gramEnd"/>
+      <w:r>
+        <w:t xml:space="preserve"> -n </w:t>
+      </w:r>
+      <w:r>
+        <w:t>quota-demo</w:t>
+      </w:r>
     </w:p>
     <w:p>
       <w:pPr>
@@ -243,6 +260,9 @@
     </w:p>
     <w:p>
       <w:r>
+        <w:rPr>
+          <w:noProof/>
+        </w:rPr>
         <w:drawing>
           <wp:inline distT="0" distB="0" distL="0" distR="0" wp14:anchorId="441991A4" wp14:editId="23F5201D">
             <wp:extent cx="2915057" cy="1438476"/>
@@ -895,6 +915,7 @@
   <w:style w:type="character" w:default="1" w:styleId="DefaultParagraphFont">
     <w:name w:val="Default Paragraph Font"/>
     <w:uiPriority w:val="1"/>
+    <w:semiHidden/>
     <w:unhideWhenUsed/>
   </w:style>
   <w:style w:type="table" w:default="1" w:styleId="TableNormal">
